--- a/docs/data-dictionary/data-dictionary.docx
+++ b/docs/data-dictionary/data-dictionary.docx
@@ -120,7 +120,6 @@
                 <w:b/>
               </w:rPr>
             </w:pPr>
-            <w:proofErr w:type="spellStart"/>
             <w:r>
               <w:rPr>
                 <w:rFonts w:ascii="Arial" w:hAnsi="Arial" w:cs="Arial"/>
@@ -128,7 +127,6 @@
               </w:rPr>
               <w:t>Constraints</w:t>
             </w:r>
-            <w:proofErr w:type="spellEnd"/>
           </w:p>
         </w:tc>
         <w:tc>
@@ -177,14 +175,12 @@
                 <w:rFonts w:ascii="Arial" w:hAnsi="Arial" w:cs="Arial"/>
               </w:rPr>
             </w:pPr>
-            <w:proofErr w:type="spellStart"/>
             <w:r>
               <w:rPr>
                 <w:rFonts w:ascii="Arial" w:hAnsi="Arial" w:cs="Arial"/>
               </w:rPr>
               <w:t>pk_cli_cpf</w:t>
             </w:r>
-            <w:proofErr w:type="spellEnd"/>
           </w:p>
         </w:tc>
         <w:tc>
@@ -205,19 +201,11 @@
                 <w:rFonts w:ascii="Arial" w:hAnsi="Arial" w:cs="Arial"/>
               </w:rPr>
             </w:pPr>
-            <w:proofErr w:type="gramStart"/>
-            <w:r>
-              <w:rPr>
-                <w:rFonts w:ascii="Arial" w:hAnsi="Arial" w:cs="Arial"/>
-              </w:rPr>
-              <w:t>VARCHAR(</w:t>
-            </w:r>
-            <w:proofErr w:type="gramEnd"/>
-            <w:r>
-              <w:rPr>
-                <w:rFonts w:ascii="Arial" w:hAnsi="Arial" w:cs="Arial"/>
-              </w:rPr>
-              <w:t>11)</w:t>
+            <w:r>
+              <w:rPr>
+                <w:rFonts w:ascii="Arial" w:hAnsi="Arial" w:cs="Arial"/>
+              </w:rPr>
+              <w:t>VARCHAR(11)</w:t>
             </w:r>
           </w:p>
         </w:tc>
@@ -290,14 +278,12 @@
                 <w:rFonts w:ascii="Arial" w:hAnsi="Arial" w:cs="Arial"/>
               </w:rPr>
             </w:pPr>
-            <w:proofErr w:type="spellStart"/>
             <w:r>
               <w:rPr>
                 <w:rFonts w:ascii="Arial" w:hAnsi="Arial" w:cs="Arial"/>
               </w:rPr>
               <w:t>cli_primerio_nome</w:t>
             </w:r>
-            <w:proofErr w:type="spellEnd"/>
           </w:p>
         </w:tc>
         <w:tc>
@@ -318,19 +304,11 @@
                 <w:rFonts w:ascii="Arial" w:hAnsi="Arial" w:cs="Arial"/>
               </w:rPr>
             </w:pPr>
-            <w:proofErr w:type="gramStart"/>
-            <w:r>
-              <w:rPr>
-                <w:rFonts w:ascii="Arial" w:hAnsi="Arial" w:cs="Arial"/>
-              </w:rPr>
-              <w:t>VARCHAR(</w:t>
-            </w:r>
-            <w:proofErr w:type="gramEnd"/>
-            <w:r>
-              <w:rPr>
-                <w:rFonts w:ascii="Arial" w:hAnsi="Arial" w:cs="Arial"/>
-              </w:rPr>
-              <w:t>20)</w:t>
+            <w:r>
+              <w:rPr>
+                <w:rFonts w:ascii="Arial" w:hAnsi="Arial" w:cs="Arial"/>
+              </w:rPr>
+              <w:t>VARCHAR(20)</w:t>
             </w:r>
           </w:p>
         </w:tc>
@@ -403,14 +381,12 @@
                 <w:rFonts w:ascii="Arial" w:hAnsi="Arial" w:cs="Arial"/>
               </w:rPr>
             </w:pPr>
-            <w:proofErr w:type="spellStart"/>
             <w:r>
               <w:rPr>
                 <w:rFonts w:ascii="Arial" w:hAnsi="Arial" w:cs="Arial"/>
               </w:rPr>
               <w:t>cli_nome_meio</w:t>
             </w:r>
-            <w:proofErr w:type="spellEnd"/>
           </w:p>
         </w:tc>
         <w:tc>
@@ -431,19 +407,11 @@
                 <w:rFonts w:ascii="Arial" w:hAnsi="Arial" w:cs="Arial"/>
               </w:rPr>
             </w:pPr>
-            <w:proofErr w:type="gramStart"/>
-            <w:r>
-              <w:rPr>
-                <w:rFonts w:ascii="Arial" w:hAnsi="Arial" w:cs="Arial"/>
-              </w:rPr>
-              <w:t>VARCHAR(</w:t>
-            </w:r>
-            <w:proofErr w:type="gramEnd"/>
-            <w:r>
-              <w:rPr>
-                <w:rFonts w:ascii="Arial" w:hAnsi="Arial" w:cs="Arial"/>
-              </w:rPr>
-              <w:t>40)</w:t>
+            <w:r>
+              <w:rPr>
+                <w:rFonts w:ascii="Arial" w:hAnsi="Arial" w:cs="Arial"/>
+              </w:rPr>
+              <w:t>VARCHAR(40)</w:t>
             </w:r>
           </w:p>
         </w:tc>
@@ -517,14 +485,12 @@
                 <w:rFonts w:ascii="Arial" w:hAnsi="Arial" w:cs="Arial"/>
               </w:rPr>
             </w:pPr>
-            <w:proofErr w:type="spellStart"/>
             <w:r>
               <w:rPr>
                 <w:rFonts w:ascii="Arial" w:hAnsi="Arial" w:cs="Arial"/>
               </w:rPr>
               <w:t>cli_ultimo_nome</w:t>
             </w:r>
-            <w:proofErr w:type="spellEnd"/>
           </w:p>
         </w:tc>
         <w:tc>
@@ -546,19 +512,11 @@
                 <w:rFonts w:ascii="Arial" w:hAnsi="Arial" w:cs="Arial"/>
               </w:rPr>
             </w:pPr>
-            <w:proofErr w:type="gramStart"/>
-            <w:r>
-              <w:rPr>
-                <w:rFonts w:ascii="Arial" w:hAnsi="Arial" w:cs="Arial"/>
-              </w:rPr>
-              <w:t>VARCHAR(</w:t>
-            </w:r>
-            <w:proofErr w:type="gramEnd"/>
-            <w:r>
-              <w:rPr>
-                <w:rFonts w:ascii="Arial" w:hAnsi="Arial" w:cs="Arial"/>
-              </w:rPr>
-              <w:t>20)</w:t>
+            <w:r>
+              <w:rPr>
+                <w:rFonts w:ascii="Arial" w:hAnsi="Arial" w:cs="Arial"/>
+              </w:rPr>
+              <w:t>VARCHAR(20)</w:t>
             </w:r>
           </w:p>
         </w:tc>
@@ -634,14 +592,12 @@
                 <w:rFonts w:ascii="Arial" w:hAnsi="Arial" w:cs="Arial"/>
               </w:rPr>
             </w:pPr>
-            <w:proofErr w:type="spellStart"/>
             <w:r>
               <w:rPr>
                 <w:rFonts w:ascii="Arial" w:hAnsi="Arial" w:cs="Arial"/>
               </w:rPr>
               <w:t>cli_telefone</w:t>
             </w:r>
-            <w:proofErr w:type="spellEnd"/>
           </w:p>
         </w:tc>
         <w:tc>
@@ -663,19 +619,11 @@
                 <w:rFonts w:ascii="Arial" w:hAnsi="Arial" w:cs="Arial"/>
               </w:rPr>
             </w:pPr>
-            <w:proofErr w:type="gramStart"/>
-            <w:r>
-              <w:rPr>
-                <w:rFonts w:ascii="Arial" w:hAnsi="Arial" w:cs="Arial"/>
-              </w:rPr>
-              <w:t>VARCHAR(</w:t>
-            </w:r>
-            <w:proofErr w:type="gramEnd"/>
-            <w:r>
-              <w:rPr>
-                <w:rFonts w:ascii="Arial" w:hAnsi="Arial" w:cs="Arial"/>
-              </w:rPr>
-              <w:t>11)</w:t>
+            <w:r>
+              <w:rPr>
+                <w:rFonts w:ascii="Arial" w:hAnsi="Arial" w:cs="Arial"/>
+              </w:rPr>
+              <w:t>VARCHAR(11)</w:t>
             </w:r>
           </w:p>
         </w:tc>
@@ -751,14 +699,12 @@
                 <w:rFonts w:ascii="Arial" w:hAnsi="Arial" w:cs="Arial"/>
               </w:rPr>
             </w:pPr>
-            <w:proofErr w:type="spellStart"/>
             <w:r>
               <w:rPr>
                 <w:rFonts w:ascii="Arial" w:hAnsi="Arial" w:cs="Arial"/>
               </w:rPr>
               <w:t>cli_email</w:t>
             </w:r>
-            <w:proofErr w:type="spellEnd"/>
           </w:p>
         </w:tc>
         <w:tc>
@@ -780,19 +726,11 @@
                 <w:rFonts w:ascii="Arial" w:hAnsi="Arial" w:cs="Arial"/>
               </w:rPr>
             </w:pPr>
-            <w:proofErr w:type="gramStart"/>
-            <w:r>
-              <w:rPr>
-                <w:rFonts w:ascii="Arial" w:hAnsi="Arial" w:cs="Arial"/>
-              </w:rPr>
-              <w:t>VARCHAR(</w:t>
-            </w:r>
-            <w:proofErr w:type="gramEnd"/>
-            <w:r>
-              <w:rPr>
-                <w:rFonts w:ascii="Arial" w:hAnsi="Arial" w:cs="Arial"/>
-              </w:rPr>
-              <w:t>255)</w:t>
+            <w:r>
+              <w:rPr>
+                <w:rFonts w:ascii="Arial" w:hAnsi="Arial" w:cs="Arial"/>
+              </w:rPr>
+              <w:t>VARCHAR(255)</w:t>
             </w:r>
           </w:p>
         </w:tc>
@@ -844,21 +782,110 @@
               <w:rPr>
                 <w:rFonts w:ascii="Arial" w:hAnsi="Arial" w:cs="Arial"/>
               </w:rPr>
-              <w:t xml:space="preserve">Essa coluna contém o </w:t>
-            </w:r>
-            <w:proofErr w:type="spellStart"/>
-            <w:r>
-              <w:rPr>
-                <w:rFonts w:ascii="Arial" w:hAnsi="Arial" w:cs="Arial"/>
-              </w:rPr>
-              <w:t>email</w:t>
-            </w:r>
-            <w:proofErr w:type="spellEnd"/>
-            <w:r>
-              <w:rPr>
-                <w:rFonts w:ascii="Arial" w:hAnsi="Arial" w:cs="Arial"/>
-              </w:rPr>
-              <w:t xml:space="preserve"> do usuário</w:t>
+              <w:t>Essa coluna contém o email do usuário</w:t>
+            </w:r>
+          </w:p>
+        </w:tc>
+      </w:tr>
+      <w:tr>
+        <w:tc>
+          <w:tcPr>
+            <w:tcW w:w="2014" w:type="dxa"/>
+            <w:tcBorders>
+              <w:top w:val="single" w:sz="4" w:space="0" w:color="auto"/>
+              <w:left w:val="single" w:sz="4" w:space="0" w:color="auto"/>
+              <w:bottom w:val="single" w:sz="4" w:space="0" w:color="auto"/>
+              <w:right w:val="single" w:sz="4" w:space="0" w:color="auto"/>
+            </w:tcBorders>
+          </w:tcPr>
+          <w:p>
+            <w:pPr>
+              <w:spacing w:line="240" w:lineRule="auto"/>
+              <w:rPr>
+                <w:rFonts w:ascii="Arial" w:hAnsi="Arial" w:cs="Arial"/>
+              </w:rPr>
+            </w:pPr>
+            <w:r>
+              <w:rPr>
+                <w:rFonts w:ascii="Arial" w:hAnsi="Arial" w:cs="Arial"/>
+              </w:rPr>
+              <w:t>cli_senha</w:t>
+            </w:r>
+          </w:p>
+        </w:tc>
+        <w:tc>
+          <w:tcPr>
+            <w:tcW w:w="2099" w:type="dxa"/>
+            <w:gridSpan w:val="2"/>
+            <w:tcBorders>
+              <w:top w:val="single" w:sz="4" w:space="0" w:color="auto"/>
+              <w:left w:val="single" w:sz="4" w:space="0" w:color="auto"/>
+              <w:bottom w:val="single" w:sz="4" w:space="0" w:color="auto"/>
+              <w:right w:val="single" w:sz="4" w:space="0" w:color="auto"/>
+            </w:tcBorders>
+          </w:tcPr>
+          <w:p>
+            <w:pPr>
+              <w:spacing w:line="240" w:lineRule="auto"/>
+              <w:rPr>
+                <w:rFonts w:ascii="Arial" w:hAnsi="Arial" w:cs="Arial"/>
+              </w:rPr>
+            </w:pPr>
+            <w:r>
+              <w:rPr>
+                <w:rFonts w:ascii="Arial" w:hAnsi="Arial" w:cs="Arial"/>
+              </w:rPr>
+              <w:t>VARCHAR(255)</w:t>
+            </w:r>
+          </w:p>
+        </w:tc>
+        <w:tc>
+          <w:tcPr>
+            <w:tcW w:w="1836" w:type="dxa"/>
+            <w:tcBorders>
+              <w:top w:val="single" w:sz="4" w:space="0" w:color="auto"/>
+              <w:left w:val="single" w:sz="4" w:space="0" w:color="auto"/>
+              <w:bottom w:val="single" w:sz="4" w:space="0" w:color="auto"/>
+              <w:right w:val="single" w:sz="4" w:space="0" w:color="auto"/>
+            </w:tcBorders>
+          </w:tcPr>
+          <w:p>
+            <w:pPr>
+              <w:spacing w:line="240" w:lineRule="auto"/>
+              <w:rPr>
+                <w:rFonts w:ascii="Arial" w:hAnsi="Arial" w:cs="Arial"/>
+              </w:rPr>
+            </w:pPr>
+            <w:r>
+              <w:rPr>
+                <w:rFonts w:ascii="Arial" w:hAnsi="Arial" w:cs="Arial"/>
+              </w:rPr>
+              <w:t>NOT NULL</w:t>
+            </w:r>
+          </w:p>
+        </w:tc>
+        <w:tc>
+          <w:tcPr>
+            <w:tcW w:w="2693" w:type="dxa"/>
+            <w:tcBorders>
+              <w:top w:val="single" w:sz="4" w:space="0" w:color="auto"/>
+              <w:left w:val="single" w:sz="4" w:space="0" w:color="auto"/>
+              <w:bottom w:val="single" w:sz="4" w:space="0" w:color="auto"/>
+              <w:right w:val="single" w:sz="4" w:space="0" w:color="auto"/>
+            </w:tcBorders>
+          </w:tcPr>
+          <w:p>
+            <w:pPr>
+              <w:spacing w:line="240" w:lineRule="auto"/>
+              <w:rPr>
+                <w:rFonts w:ascii="Arial" w:hAnsi="Arial" w:cs="Arial"/>
+              </w:rPr>
+            </w:pPr>
+            <w:r>
+              <w:rPr>
+                <w:rFonts w:ascii="Arial" w:hAnsi="Arial" w:cs="Arial"/>
+              </w:rPr>
+              <w:t>Essa coluna contém a senha do usuário</w:t>
             </w:r>
           </w:p>
         </w:tc>
@@ -987,7 +1014,6 @@
                 <w:b/>
               </w:rPr>
             </w:pPr>
-            <w:proofErr w:type="spellStart"/>
             <w:r>
               <w:rPr>
                 <w:rFonts w:ascii="Arial" w:hAnsi="Arial" w:cs="Arial"/>
@@ -995,7 +1021,6 @@
               </w:rPr>
               <w:t>Constraints</w:t>
             </w:r>
-            <w:proofErr w:type="spellEnd"/>
           </w:p>
         </w:tc>
         <w:tc>
@@ -1044,14 +1069,12 @@
                 <w:rFonts w:ascii="Arial" w:hAnsi="Arial" w:cs="Arial"/>
               </w:rPr>
             </w:pPr>
-            <w:proofErr w:type="spellStart"/>
             <w:r>
               <w:rPr>
                 <w:rFonts w:ascii="Arial" w:hAnsi="Arial" w:cs="Arial"/>
               </w:rPr>
               <w:t>pk_etg_cpf</w:t>
             </w:r>
-            <w:proofErr w:type="spellEnd"/>
           </w:p>
         </w:tc>
         <w:tc>
@@ -1071,19 +1094,11 @@
                 <w:rFonts w:ascii="Arial" w:hAnsi="Arial" w:cs="Arial"/>
               </w:rPr>
             </w:pPr>
-            <w:proofErr w:type="gramStart"/>
-            <w:r>
-              <w:rPr>
-                <w:rFonts w:ascii="Arial" w:hAnsi="Arial" w:cs="Arial"/>
-              </w:rPr>
-              <w:t>VARCHAR(</w:t>
-            </w:r>
-            <w:proofErr w:type="gramEnd"/>
-            <w:r>
-              <w:rPr>
-                <w:rFonts w:ascii="Arial" w:hAnsi="Arial" w:cs="Arial"/>
-              </w:rPr>
-              <w:t>11)</w:t>
+            <w:r>
+              <w:rPr>
+                <w:rFonts w:ascii="Arial" w:hAnsi="Arial" w:cs="Arial"/>
+              </w:rPr>
+              <w:t>VARCHAR(11)</w:t>
             </w:r>
           </w:p>
         </w:tc>
@@ -1156,14 +1171,12 @@
                 <w:rFonts w:ascii="Arial" w:hAnsi="Arial" w:cs="Arial"/>
               </w:rPr>
             </w:pPr>
-            <w:proofErr w:type="spellStart"/>
             <w:r>
               <w:rPr>
                 <w:rFonts w:ascii="Arial" w:hAnsi="Arial" w:cs="Arial"/>
               </w:rPr>
               <w:t>etg_primeiro_nome</w:t>
             </w:r>
-            <w:proofErr w:type="spellEnd"/>
           </w:p>
         </w:tc>
         <w:tc>
@@ -1183,19 +1196,11 @@
                 <w:rFonts w:ascii="Arial" w:hAnsi="Arial" w:cs="Arial"/>
               </w:rPr>
             </w:pPr>
-            <w:proofErr w:type="gramStart"/>
-            <w:r>
-              <w:rPr>
-                <w:rFonts w:ascii="Arial" w:hAnsi="Arial" w:cs="Arial"/>
-              </w:rPr>
-              <w:t>VARCHAR(</w:t>
-            </w:r>
-            <w:proofErr w:type="gramEnd"/>
-            <w:r>
-              <w:rPr>
-                <w:rFonts w:ascii="Arial" w:hAnsi="Arial" w:cs="Arial"/>
-              </w:rPr>
-              <w:t>20)</w:t>
+            <w:r>
+              <w:rPr>
+                <w:rFonts w:ascii="Arial" w:hAnsi="Arial" w:cs="Arial"/>
+              </w:rPr>
+              <w:t>VARCHAR(20)</w:t>
             </w:r>
           </w:p>
         </w:tc>
@@ -1268,14 +1273,12 @@
                 <w:rFonts w:ascii="Arial" w:hAnsi="Arial" w:cs="Arial"/>
               </w:rPr>
             </w:pPr>
-            <w:proofErr w:type="spellStart"/>
             <w:r>
               <w:rPr>
                 <w:rFonts w:ascii="Arial" w:hAnsi="Arial" w:cs="Arial"/>
               </w:rPr>
               <w:t>etg_nome_meio</w:t>
             </w:r>
-            <w:proofErr w:type="spellEnd"/>
           </w:p>
         </w:tc>
         <w:tc>
@@ -1295,19 +1298,11 @@
                 <w:rFonts w:ascii="Arial" w:hAnsi="Arial" w:cs="Arial"/>
               </w:rPr>
             </w:pPr>
-            <w:proofErr w:type="gramStart"/>
-            <w:r>
-              <w:rPr>
-                <w:rFonts w:ascii="Arial" w:hAnsi="Arial" w:cs="Arial"/>
-              </w:rPr>
-              <w:t>VARCHAR(</w:t>
-            </w:r>
-            <w:proofErr w:type="gramEnd"/>
-            <w:r>
-              <w:rPr>
-                <w:rFonts w:ascii="Arial" w:hAnsi="Arial" w:cs="Arial"/>
-              </w:rPr>
-              <w:t>40)</w:t>
+            <w:r>
+              <w:rPr>
+                <w:rFonts w:ascii="Arial" w:hAnsi="Arial" w:cs="Arial"/>
+              </w:rPr>
+              <w:t>VARCHAR(40)</w:t>
             </w:r>
           </w:p>
         </w:tc>
@@ -1381,14 +1376,12 @@
                 <w:rFonts w:ascii="Arial" w:hAnsi="Arial" w:cs="Arial"/>
               </w:rPr>
             </w:pPr>
-            <w:proofErr w:type="spellStart"/>
             <w:r>
               <w:rPr>
                 <w:rFonts w:ascii="Arial" w:hAnsi="Arial" w:cs="Arial"/>
               </w:rPr>
               <w:t>etg_ultimo_nome</w:t>
             </w:r>
-            <w:proofErr w:type="spellEnd"/>
           </w:p>
         </w:tc>
         <w:tc>
@@ -1409,19 +1402,11 @@
                 <w:rFonts w:ascii="Arial" w:hAnsi="Arial" w:cs="Arial"/>
               </w:rPr>
             </w:pPr>
-            <w:proofErr w:type="gramStart"/>
-            <w:r>
-              <w:rPr>
-                <w:rFonts w:ascii="Arial" w:hAnsi="Arial" w:cs="Arial"/>
-              </w:rPr>
-              <w:t>VARCHAR(</w:t>
-            </w:r>
-            <w:proofErr w:type="gramEnd"/>
-            <w:r>
-              <w:rPr>
-                <w:rFonts w:ascii="Arial" w:hAnsi="Arial" w:cs="Arial"/>
-              </w:rPr>
-              <w:t>20)</w:t>
+            <w:r>
+              <w:rPr>
+                <w:rFonts w:ascii="Arial" w:hAnsi="Arial" w:cs="Arial"/>
+              </w:rPr>
+              <w:t>VARCHAR(20)</w:t>
             </w:r>
           </w:p>
         </w:tc>
@@ -1497,14 +1482,12 @@
                 <w:rFonts w:ascii="Arial" w:hAnsi="Arial" w:cs="Arial"/>
               </w:rPr>
             </w:pPr>
-            <w:proofErr w:type="spellStart"/>
             <w:r>
               <w:rPr>
                 <w:rFonts w:ascii="Arial" w:hAnsi="Arial" w:cs="Arial"/>
               </w:rPr>
               <w:t>etg_telefone</w:t>
             </w:r>
-            <w:proofErr w:type="spellEnd"/>
           </w:p>
         </w:tc>
         <w:tc>
@@ -1525,19 +1508,11 @@
                 <w:rFonts w:ascii="Arial" w:hAnsi="Arial" w:cs="Arial"/>
               </w:rPr>
             </w:pPr>
-            <w:proofErr w:type="gramStart"/>
-            <w:r>
-              <w:rPr>
-                <w:rFonts w:ascii="Arial" w:hAnsi="Arial" w:cs="Arial"/>
-              </w:rPr>
-              <w:t>VARCHAR(</w:t>
-            </w:r>
-            <w:proofErr w:type="gramEnd"/>
-            <w:r>
-              <w:rPr>
-                <w:rFonts w:ascii="Arial" w:hAnsi="Arial" w:cs="Arial"/>
-              </w:rPr>
-              <w:t>11)</w:t>
+            <w:r>
+              <w:rPr>
+                <w:rFonts w:ascii="Arial" w:hAnsi="Arial" w:cs="Arial"/>
+              </w:rPr>
+              <w:t>VARCHAR(11)</w:t>
             </w:r>
           </w:p>
         </w:tc>
@@ -1613,14 +1588,12 @@
                 <w:rFonts w:ascii="Arial" w:hAnsi="Arial" w:cs="Arial"/>
               </w:rPr>
             </w:pPr>
-            <w:proofErr w:type="spellStart"/>
             <w:r>
               <w:rPr>
                 <w:rFonts w:ascii="Arial" w:hAnsi="Arial" w:cs="Arial"/>
               </w:rPr>
               <w:t>etg_veiculo</w:t>
             </w:r>
-            <w:proofErr w:type="spellEnd"/>
           </w:p>
         </w:tc>
         <w:tc>
@@ -1641,19 +1614,11 @@
                 <w:rFonts w:ascii="Arial" w:hAnsi="Arial" w:cs="Arial"/>
               </w:rPr>
             </w:pPr>
-            <w:proofErr w:type="gramStart"/>
-            <w:r>
-              <w:rPr>
-                <w:rFonts w:ascii="Arial" w:hAnsi="Arial" w:cs="Arial"/>
-              </w:rPr>
-              <w:t>VARCHAR(</w:t>
-            </w:r>
-            <w:proofErr w:type="gramEnd"/>
-            <w:r>
-              <w:rPr>
-                <w:rFonts w:ascii="Arial" w:hAnsi="Arial" w:cs="Arial"/>
-              </w:rPr>
-              <w:t>7)</w:t>
+            <w:r>
+              <w:rPr>
+                <w:rFonts w:ascii="Arial" w:hAnsi="Arial" w:cs="Arial"/>
+              </w:rPr>
+              <w:t>VARCHAR(7)</w:t>
             </w:r>
           </w:p>
         </w:tc>
@@ -1729,14 +1694,12 @@
                 <w:rFonts w:ascii="Arial" w:hAnsi="Arial" w:cs="Arial"/>
               </w:rPr>
             </w:pPr>
-            <w:proofErr w:type="spellStart"/>
             <w:r>
               <w:rPr>
                 <w:rFonts w:ascii="Arial" w:hAnsi="Arial" w:cs="Arial"/>
               </w:rPr>
               <w:t>etg_disponibilidade</w:t>
             </w:r>
-            <w:proofErr w:type="spellEnd"/>
           </w:p>
         </w:tc>
         <w:tc>
@@ -1853,7 +1816,6 @@
         <w:rPr>
           <w:rFonts w:ascii="Arial" w:hAnsi="Arial" w:cs="Arial"/>
         </w:rPr>
-        <w:lastRenderedPageBreak/>
         <w:t>Esta tabela armazena dados referentes ao restaurante.</w:t>
       </w:r>
     </w:p>
@@ -1866,9 +1828,9 @@
       </w:tblPr>
       <w:tblGrid>
         <w:gridCol w:w="1647"/>
-        <w:gridCol w:w="1693"/>
-        <w:gridCol w:w="2419"/>
-        <w:gridCol w:w="2735"/>
+        <w:gridCol w:w="1789"/>
+        <w:gridCol w:w="2394"/>
+        <w:gridCol w:w="2664"/>
       </w:tblGrid>
       <w:tr>
         <w:tc>
@@ -1943,7 +1905,6 @@
                 <w:b/>
               </w:rPr>
             </w:pPr>
-            <w:proofErr w:type="spellStart"/>
             <w:r>
               <w:rPr>
                 <w:rFonts w:ascii="Arial" w:hAnsi="Arial" w:cs="Arial"/>
@@ -1951,7 +1912,6 @@
               </w:rPr>
               <w:t>Constraints</w:t>
             </w:r>
-            <w:proofErr w:type="spellEnd"/>
           </w:p>
         </w:tc>
         <w:tc>
@@ -2000,14 +1960,12 @@
                 <w:rFonts w:ascii="Arial" w:hAnsi="Arial" w:cs="Arial"/>
               </w:rPr>
             </w:pPr>
-            <w:proofErr w:type="spellStart"/>
             <w:r>
               <w:rPr>
                 <w:rFonts w:ascii="Arial" w:hAnsi="Arial" w:cs="Arial"/>
               </w:rPr>
               <w:t>pk_res_cnpj</w:t>
             </w:r>
-            <w:proofErr w:type="spellEnd"/>
           </w:p>
         </w:tc>
         <w:tc>
@@ -2027,19 +1985,11 @@
                 <w:rFonts w:ascii="Arial" w:hAnsi="Arial" w:cs="Arial"/>
               </w:rPr>
             </w:pPr>
-            <w:proofErr w:type="gramStart"/>
-            <w:r>
-              <w:rPr>
-                <w:rFonts w:ascii="Arial" w:hAnsi="Arial" w:cs="Arial"/>
-              </w:rPr>
-              <w:t>VARCHAR(</w:t>
-            </w:r>
-            <w:proofErr w:type="gramEnd"/>
-            <w:r>
-              <w:rPr>
-                <w:rFonts w:ascii="Arial" w:hAnsi="Arial" w:cs="Arial"/>
-              </w:rPr>
-              <w:t>14)</w:t>
+            <w:r>
+              <w:rPr>
+                <w:rFonts w:ascii="Arial" w:hAnsi="Arial" w:cs="Arial"/>
+              </w:rPr>
+              <w:t>VARCHAR(14)</w:t>
             </w:r>
           </w:p>
         </w:tc>
@@ -2112,14 +2062,12 @@
                 <w:rFonts w:ascii="Arial" w:hAnsi="Arial" w:cs="Arial"/>
               </w:rPr>
             </w:pPr>
-            <w:proofErr w:type="spellStart"/>
             <w:r>
               <w:rPr>
                 <w:rFonts w:ascii="Arial" w:hAnsi="Arial" w:cs="Arial"/>
               </w:rPr>
               <w:t>res_nome</w:t>
             </w:r>
-            <w:proofErr w:type="spellEnd"/>
           </w:p>
         </w:tc>
         <w:tc>
@@ -2139,19 +2087,11 @@
                 <w:rFonts w:ascii="Arial" w:hAnsi="Arial" w:cs="Arial"/>
               </w:rPr>
             </w:pPr>
-            <w:proofErr w:type="gramStart"/>
-            <w:r>
-              <w:rPr>
-                <w:rFonts w:ascii="Arial" w:hAnsi="Arial" w:cs="Arial"/>
-              </w:rPr>
-              <w:t>VARCHAR(</w:t>
-            </w:r>
-            <w:proofErr w:type="gramEnd"/>
-            <w:r>
-              <w:rPr>
-                <w:rFonts w:ascii="Arial" w:hAnsi="Arial" w:cs="Arial"/>
-              </w:rPr>
-              <w:t>40)</w:t>
+            <w:r>
+              <w:rPr>
+                <w:rFonts w:ascii="Arial" w:hAnsi="Arial" w:cs="Arial"/>
+              </w:rPr>
+              <w:t>VARCHAR(40)</w:t>
             </w:r>
           </w:p>
         </w:tc>
@@ -2224,14 +2164,12 @@
                 <w:rFonts w:ascii="Arial" w:hAnsi="Arial" w:cs="Arial"/>
               </w:rPr>
             </w:pPr>
-            <w:proofErr w:type="spellStart"/>
             <w:r>
               <w:rPr>
                 <w:rFonts w:ascii="Arial" w:hAnsi="Arial" w:cs="Arial"/>
               </w:rPr>
               <w:t>res_telefone</w:t>
             </w:r>
-            <w:proofErr w:type="spellEnd"/>
           </w:p>
         </w:tc>
         <w:tc>
@@ -2251,19 +2189,11 @@
                 <w:rFonts w:ascii="Arial" w:hAnsi="Arial" w:cs="Arial"/>
               </w:rPr>
             </w:pPr>
-            <w:proofErr w:type="gramStart"/>
-            <w:r>
-              <w:rPr>
-                <w:rFonts w:ascii="Arial" w:hAnsi="Arial" w:cs="Arial"/>
-              </w:rPr>
-              <w:t>VARCHAR(</w:t>
-            </w:r>
-            <w:proofErr w:type="gramEnd"/>
-            <w:r>
-              <w:rPr>
-                <w:rFonts w:ascii="Arial" w:hAnsi="Arial" w:cs="Arial"/>
-              </w:rPr>
-              <w:t>11)</w:t>
+            <w:r>
+              <w:rPr>
+                <w:rFonts w:ascii="Arial" w:hAnsi="Arial" w:cs="Arial"/>
+              </w:rPr>
+              <w:t>VARCHAR(11)</w:t>
             </w:r>
           </w:p>
         </w:tc>
@@ -2337,14 +2267,12 @@
                 <w:rFonts w:ascii="Arial" w:hAnsi="Arial" w:cs="Arial"/>
               </w:rPr>
             </w:pPr>
-            <w:proofErr w:type="spellStart"/>
             <w:r>
               <w:rPr>
                 <w:rFonts w:ascii="Arial" w:hAnsi="Arial" w:cs="Arial"/>
               </w:rPr>
               <w:t>fk_res_id_catg</w:t>
             </w:r>
-            <w:proofErr w:type="spellEnd"/>
           </w:p>
         </w:tc>
         <w:tc>
@@ -2395,6 +2323,12 @@
               <w:rPr>
                 <w:rFonts w:ascii="Arial" w:hAnsi="Arial" w:cs="Arial"/>
               </w:rPr>
+              <w:t xml:space="preserve">NULL, </w:t>
+            </w:r>
+            <w:r>
+              <w:rPr>
+                <w:rFonts w:ascii="Arial" w:hAnsi="Arial" w:cs="Arial"/>
+              </w:rPr>
               <w:t>FK referenciando CATEGORIA_ RESTAURANTE_</w:t>
             </w:r>
           </w:p>
@@ -2409,21 +2343,7 @@
               <w:rPr>
                 <w:rFonts w:ascii="Arial" w:hAnsi="Arial" w:cs="Arial"/>
               </w:rPr>
-              <w:t>(</w:t>
-            </w:r>
-            <w:proofErr w:type="spellStart"/>
-            <w:r>
-              <w:rPr>
-                <w:rFonts w:ascii="Arial" w:hAnsi="Arial" w:cs="Arial"/>
-              </w:rPr>
-              <w:t>pk_res_id_catg</w:t>
-            </w:r>
-            <w:proofErr w:type="spellEnd"/>
-            <w:r>
-              <w:rPr>
-                <w:rFonts w:ascii="Arial" w:hAnsi="Arial" w:cs="Arial"/>
-              </w:rPr>
-              <w:t>)</w:t>
+              <w:t>(pk_res_id_catg)</w:t>
             </w:r>
           </w:p>
         </w:tc>
@@ -2450,6 +2370,108 @@
                 <w:rFonts w:ascii="Arial" w:hAnsi="Arial" w:cs="Arial"/>
               </w:rPr>
               <w:t>Essa coluna contém um valor de identificação que se relaciona com a categoria do restaurante</w:t>
+            </w:r>
+          </w:p>
+        </w:tc>
+      </w:tr>
+      <w:tr>
+        <w:tc>
+          <w:tcPr>
+            <w:tcW w:w="1129" w:type="dxa"/>
+            <w:tcBorders>
+              <w:top w:val="single" w:sz="4" w:space="0" w:color="auto"/>
+              <w:left w:val="single" w:sz="4" w:space="0" w:color="auto"/>
+              <w:bottom w:val="single" w:sz="4" w:space="0" w:color="auto"/>
+              <w:right w:val="single" w:sz="4" w:space="0" w:color="auto"/>
+            </w:tcBorders>
+          </w:tcPr>
+          <w:p>
+            <w:pPr>
+              <w:spacing w:line="240" w:lineRule="auto"/>
+              <w:rPr>
+                <w:rFonts w:ascii="Arial" w:hAnsi="Arial" w:cs="Arial"/>
+              </w:rPr>
+            </w:pPr>
+            <w:r>
+              <w:rPr>
+                <w:rFonts w:ascii="Arial" w:hAnsi="Arial" w:cs="Arial"/>
+              </w:rPr>
+              <w:t>res_senha</w:t>
+            </w:r>
+          </w:p>
+        </w:tc>
+        <w:tc>
+          <w:tcPr>
+            <w:tcW w:w="1701" w:type="dxa"/>
+            <w:tcBorders>
+              <w:top w:val="single" w:sz="4" w:space="0" w:color="auto"/>
+              <w:left w:val="single" w:sz="4" w:space="0" w:color="auto"/>
+              <w:bottom w:val="single" w:sz="4" w:space="0" w:color="auto"/>
+              <w:right w:val="single" w:sz="4" w:space="0" w:color="auto"/>
+            </w:tcBorders>
+          </w:tcPr>
+          <w:p>
+            <w:pPr>
+              <w:spacing w:line="240" w:lineRule="auto"/>
+              <w:rPr>
+                <w:rFonts w:ascii="Arial" w:hAnsi="Arial" w:cs="Arial"/>
+              </w:rPr>
+            </w:pPr>
+            <w:r>
+              <w:rPr>
+                <w:rFonts w:ascii="Arial" w:hAnsi="Arial" w:cs="Arial"/>
+              </w:rPr>
+              <w:t>VARCHAR(255)</w:t>
+            </w:r>
+          </w:p>
+        </w:tc>
+        <w:tc>
+          <w:tcPr>
+            <w:tcW w:w="2552" w:type="dxa"/>
+            <w:tcBorders>
+              <w:top w:val="single" w:sz="4" w:space="0" w:color="auto"/>
+              <w:left w:val="single" w:sz="4" w:space="0" w:color="auto"/>
+              <w:bottom w:val="single" w:sz="4" w:space="0" w:color="auto"/>
+              <w:right w:val="single" w:sz="4" w:space="0" w:color="auto"/>
+            </w:tcBorders>
+          </w:tcPr>
+          <w:p>
+            <w:pPr>
+              <w:spacing w:line="240" w:lineRule="auto"/>
+              <w:rPr>
+                <w:rFonts w:ascii="Arial" w:hAnsi="Arial" w:cs="Arial"/>
+              </w:rPr>
+            </w:pPr>
+            <w:r>
+              <w:rPr>
+                <w:rFonts w:ascii="Arial" w:hAnsi="Arial" w:cs="Arial"/>
+              </w:rPr>
+              <w:t>NOT NULL</w:t>
+            </w:r>
+          </w:p>
+        </w:tc>
+        <w:tc>
+          <w:tcPr>
+            <w:tcW w:w="3112" w:type="dxa"/>
+            <w:tcBorders>
+              <w:top w:val="single" w:sz="4" w:space="0" w:color="auto"/>
+              <w:left w:val="single" w:sz="4" w:space="0" w:color="auto"/>
+              <w:bottom w:val="single" w:sz="4" w:space="0" w:color="auto"/>
+              <w:right w:val="single" w:sz="4" w:space="0" w:color="auto"/>
+            </w:tcBorders>
+          </w:tcPr>
+          <w:p>
+            <w:pPr>
+              <w:spacing w:line="240" w:lineRule="auto"/>
+              <w:rPr>
+                <w:rFonts w:ascii="Arial" w:hAnsi="Arial" w:cs="Arial"/>
+              </w:rPr>
+            </w:pPr>
+            <w:r>
+              <w:rPr>
+                <w:rFonts w:ascii="Arial" w:hAnsi="Arial" w:cs="Arial"/>
+              </w:rPr>
+              <w:t>Essa coluna contém a senha do restaurante para acesso ao sistema e inserção de produtos</w:t>
             </w:r>
           </w:p>
         </w:tc>
@@ -2578,7 +2600,6 @@
                 <w:b/>
               </w:rPr>
             </w:pPr>
-            <w:proofErr w:type="spellStart"/>
             <w:r>
               <w:rPr>
                 <w:rFonts w:ascii="Arial" w:hAnsi="Arial" w:cs="Arial"/>
@@ -2586,7 +2607,6 @@
               </w:rPr>
               <w:t>Constraints</w:t>
             </w:r>
-            <w:proofErr w:type="spellEnd"/>
           </w:p>
         </w:tc>
         <w:tc>
@@ -2635,14 +2655,12 @@
                 <w:rFonts w:ascii="Arial" w:hAnsi="Arial" w:cs="Arial"/>
               </w:rPr>
             </w:pPr>
-            <w:proofErr w:type="spellStart"/>
             <w:r>
               <w:rPr>
                 <w:rFonts w:ascii="Arial" w:hAnsi="Arial" w:cs="Arial"/>
               </w:rPr>
               <w:t>pk_prd_codigo</w:t>
             </w:r>
-            <w:proofErr w:type="spellEnd"/>
           </w:p>
         </w:tc>
         <w:tc>
@@ -2740,14 +2758,12 @@
                 <w:rFonts w:ascii="Arial" w:hAnsi="Arial" w:cs="Arial"/>
               </w:rPr>
             </w:pPr>
-            <w:proofErr w:type="spellStart"/>
             <w:r>
               <w:rPr>
                 <w:rFonts w:ascii="Arial" w:hAnsi="Arial" w:cs="Arial"/>
               </w:rPr>
               <w:t>prd_nome</w:t>
             </w:r>
-            <w:proofErr w:type="spellEnd"/>
           </w:p>
         </w:tc>
         <w:tc>
@@ -2768,19 +2784,11 @@
                 <w:rFonts w:ascii="Arial" w:hAnsi="Arial" w:cs="Arial"/>
               </w:rPr>
             </w:pPr>
-            <w:proofErr w:type="gramStart"/>
-            <w:r>
-              <w:rPr>
-                <w:rFonts w:ascii="Arial" w:hAnsi="Arial" w:cs="Arial"/>
-              </w:rPr>
-              <w:t>VARCHAR(</w:t>
-            </w:r>
-            <w:proofErr w:type="gramEnd"/>
-            <w:r>
-              <w:rPr>
-                <w:rFonts w:ascii="Arial" w:hAnsi="Arial" w:cs="Arial"/>
-              </w:rPr>
-              <w:t>50)</w:t>
+            <w:r>
+              <w:rPr>
+                <w:rFonts w:ascii="Arial" w:hAnsi="Arial" w:cs="Arial"/>
+              </w:rPr>
+              <w:t>VARCHAR(50)</w:t>
             </w:r>
           </w:p>
         </w:tc>
@@ -2855,14 +2863,12 @@
                 <w:rFonts w:ascii="Arial" w:hAnsi="Arial" w:cs="Arial"/>
               </w:rPr>
             </w:pPr>
-            <w:proofErr w:type="spellStart"/>
             <w:r>
               <w:rPr>
                 <w:rFonts w:ascii="Arial" w:hAnsi="Arial" w:cs="Arial"/>
               </w:rPr>
               <w:t>prd_descricao</w:t>
             </w:r>
-            <w:proofErr w:type="spellEnd"/>
           </w:p>
         </w:tc>
         <w:tc>
@@ -2882,19 +2888,11 @@
                 <w:rFonts w:ascii="Arial" w:hAnsi="Arial" w:cs="Arial"/>
               </w:rPr>
             </w:pPr>
-            <w:proofErr w:type="gramStart"/>
-            <w:r>
-              <w:rPr>
-                <w:rFonts w:ascii="Arial" w:hAnsi="Arial" w:cs="Arial"/>
-              </w:rPr>
-              <w:t>VARCHAR(</w:t>
-            </w:r>
-            <w:proofErr w:type="gramEnd"/>
-            <w:r>
-              <w:rPr>
-                <w:rFonts w:ascii="Arial" w:hAnsi="Arial" w:cs="Arial"/>
-              </w:rPr>
-              <w:t>255)</w:t>
+            <w:r>
+              <w:rPr>
+                <w:rFonts w:ascii="Arial" w:hAnsi="Arial" w:cs="Arial"/>
+              </w:rPr>
+              <w:t>VARCHAR(255)</w:t>
             </w:r>
           </w:p>
         </w:tc>
@@ -2967,14 +2965,12 @@
                 <w:rFonts w:ascii="Arial" w:hAnsi="Arial" w:cs="Arial"/>
               </w:rPr>
             </w:pPr>
-            <w:proofErr w:type="spellStart"/>
             <w:r>
               <w:rPr>
                 <w:rFonts w:ascii="Arial" w:hAnsi="Arial" w:cs="Arial"/>
               </w:rPr>
               <w:t>fk_prd_id_catg</w:t>
             </w:r>
-            <w:proofErr w:type="spellEnd"/>
           </w:p>
         </w:tc>
         <w:tc>
@@ -3023,21 +3019,7 @@
               <w:rPr>
                 <w:rFonts w:ascii="Arial" w:hAnsi="Arial" w:cs="Arial"/>
               </w:rPr>
-              <w:t>FK referenciando CATEGORIA_ PRODUTO (</w:t>
-            </w:r>
-            <w:proofErr w:type="spellStart"/>
-            <w:r>
-              <w:rPr>
-                <w:rFonts w:ascii="Arial" w:hAnsi="Arial" w:cs="Arial"/>
-              </w:rPr>
-              <w:t>pk_prd_id_catg</w:t>
-            </w:r>
-            <w:proofErr w:type="spellEnd"/>
-            <w:r>
-              <w:rPr>
-                <w:rFonts w:ascii="Arial" w:hAnsi="Arial" w:cs="Arial"/>
-              </w:rPr>
-              <w:t>)</w:t>
+              <w:t>FK referenciando CATEGORIA_ PRODUTO (pk_prd_id_catg)</w:t>
             </w:r>
           </w:p>
         </w:tc>
@@ -3191,7 +3173,6 @@
                 <w:b/>
               </w:rPr>
             </w:pPr>
-            <w:proofErr w:type="spellStart"/>
             <w:r>
               <w:rPr>
                 <w:rFonts w:ascii="Arial" w:hAnsi="Arial" w:cs="Arial"/>
@@ -3199,7 +3180,6 @@
               </w:rPr>
               <w:t>Constraints</w:t>
             </w:r>
-            <w:proofErr w:type="spellEnd"/>
           </w:p>
         </w:tc>
         <w:tc>
@@ -3248,14 +3228,12 @@
                 <w:rFonts w:ascii="Arial" w:hAnsi="Arial" w:cs="Arial"/>
               </w:rPr>
             </w:pPr>
-            <w:proofErr w:type="spellStart"/>
             <w:r>
               <w:rPr>
                 <w:rFonts w:ascii="Arial" w:hAnsi="Arial" w:cs="Arial"/>
               </w:rPr>
               <w:t>pk_ped_numero</w:t>
             </w:r>
-            <w:proofErr w:type="spellEnd"/>
           </w:p>
         </w:tc>
         <w:tc>
@@ -3352,14 +3330,13 @@
                 <w:rFonts w:ascii="Arial" w:hAnsi="Arial" w:cs="Arial"/>
               </w:rPr>
             </w:pPr>
-            <w:proofErr w:type="spellStart"/>
-            <w:r>
-              <w:rPr>
-                <w:rFonts w:ascii="Arial" w:hAnsi="Arial" w:cs="Arial"/>
-              </w:rPr>
+            <w:r>
+              <w:rPr>
+                <w:rFonts w:ascii="Arial" w:hAnsi="Arial" w:cs="Arial"/>
+              </w:rPr>
+              <w:lastRenderedPageBreak/>
               <w:t>ped_status</w:t>
             </w:r>
-            <w:proofErr w:type="spellEnd"/>
           </w:p>
         </w:tc>
         <w:tc>
@@ -3379,19 +3356,11 @@
                 <w:rFonts w:ascii="Arial" w:hAnsi="Arial" w:cs="Arial"/>
               </w:rPr>
             </w:pPr>
-            <w:proofErr w:type="gramStart"/>
-            <w:r>
-              <w:rPr>
-                <w:rFonts w:ascii="Arial" w:hAnsi="Arial" w:cs="Arial"/>
-              </w:rPr>
-              <w:t>VARCHAR(</w:t>
-            </w:r>
-            <w:proofErr w:type="gramEnd"/>
-            <w:r>
-              <w:rPr>
-                <w:rFonts w:ascii="Arial" w:hAnsi="Arial" w:cs="Arial"/>
-              </w:rPr>
-              <w:t>15)</w:t>
+            <w:r>
+              <w:rPr>
+                <w:rFonts w:ascii="Arial" w:hAnsi="Arial" w:cs="Arial"/>
+              </w:rPr>
+              <w:t>VARCHAR(15)</w:t>
             </w:r>
           </w:p>
         </w:tc>
@@ -3441,16 +3410,8 @@
               <w:rPr>
                 <w:rFonts w:ascii="Arial" w:hAnsi="Arial" w:cs="Arial"/>
               </w:rPr>
-              <w:t xml:space="preserve">Essa coluna contém o status do pedido (atribuição / enviado / entregue / </w:t>
-            </w:r>
-            <w:proofErr w:type="gramStart"/>
-            <w:r>
-              <w:rPr>
-                <w:rFonts w:ascii="Arial" w:hAnsi="Arial" w:cs="Arial"/>
-              </w:rPr>
-              <w:t>atrasado )</w:t>
-            </w:r>
-            <w:proofErr w:type="gramEnd"/>
+              <w:t>Essa coluna contém o status do pedido (atribuição / enviado / entregue / atrasado )</w:t>
+            </w:r>
           </w:p>
         </w:tc>
       </w:tr>
@@ -3472,14 +3433,12 @@
                 <w:rFonts w:ascii="Arial" w:hAnsi="Arial" w:cs="Arial"/>
               </w:rPr>
             </w:pPr>
-            <w:proofErr w:type="spellStart"/>
             <w:r>
               <w:rPr>
                 <w:rFonts w:ascii="Arial" w:hAnsi="Arial" w:cs="Arial"/>
               </w:rPr>
               <w:t>fk_etg_cpf</w:t>
             </w:r>
-            <w:proofErr w:type="spellEnd"/>
           </w:p>
         </w:tc>
         <w:tc>
@@ -3499,19 +3458,11 @@
                 <w:rFonts w:ascii="Arial" w:hAnsi="Arial" w:cs="Arial"/>
               </w:rPr>
             </w:pPr>
-            <w:proofErr w:type="gramStart"/>
-            <w:r>
-              <w:rPr>
-                <w:rFonts w:ascii="Arial" w:hAnsi="Arial" w:cs="Arial"/>
-              </w:rPr>
-              <w:t>VARCHAR(</w:t>
-            </w:r>
-            <w:proofErr w:type="gramEnd"/>
-            <w:r>
-              <w:rPr>
-                <w:rFonts w:ascii="Arial" w:hAnsi="Arial" w:cs="Arial"/>
-              </w:rPr>
-              <w:t>11)</w:t>
+            <w:r>
+              <w:rPr>
+                <w:rFonts w:ascii="Arial" w:hAnsi="Arial" w:cs="Arial"/>
+              </w:rPr>
+              <w:t>VARCHAR(11)</w:t>
             </w:r>
           </w:p>
         </w:tc>
@@ -3536,21 +3487,7 @@
               <w:rPr>
                 <w:rFonts w:ascii="Arial" w:hAnsi="Arial" w:cs="Arial"/>
               </w:rPr>
-              <w:t>FK referenciando ENTREGADOR (</w:t>
-            </w:r>
-            <w:proofErr w:type="spellStart"/>
-            <w:r>
-              <w:rPr>
-                <w:rFonts w:ascii="Arial" w:hAnsi="Arial" w:cs="Arial"/>
-              </w:rPr>
-              <w:t>pk_etg_cpf</w:t>
-            </w:r>
-            <w:proofErr w:type="spellEnd"/>
-            <w:r>
-              <w:rPr>
-                <w:rFonts w:ascii="Arial" w:hAnsi="Arial" w:cs="Arial"/>
-              </w:rPr>
-              <w:t>)</w:t>
+              <w:t>FK referenciando ENTREGADOR (pk_etg_cpf)</w:t>
             </w:r>
           </w:p>
         </w:tc>
@@ -3599,15 +3536,12 @@
                 <w:rFonts w:ascii="Arial" w:hAnsi="Arial" w:cs="Arial"/>
               </w:rPr>
             </w:pPr>
-            <w:proofErr w:type="spellStart"/>
-            <w:r>
-              <w:rPr>
-                <w:rFonts w:ascii="Arial" w:hAnsi="Arial" w:cs="Arial"/>
-              </w:rPr>
-              <w:lastRenderedPageBreak/>
+            <w:r>
+              <w:rPr>
+                <w:rFonts w:ascii="Arial" w:hAnsi="Arial" w:cs="Arial"/>
+              </w:rPr>
               <w:t>fk_res_cnpj</w:t>
             </w:r>
-            <w:proofErr w:type="spellEnd"/>
           </w:p>
         </w:tc>
         <w:tc>
@@ -3628,19 +3562,11 @@
                 <w:rFonts w:ascii="Arial" w:hAnsi="Arial" w:cs="Arial"/>
               </w:rPr>
             </w:pPr>
-            <w:proofErr w:type="gramStart"/>
-            <w:r>
-              <w:rPr>
-                <w:rFonts w:ascii="Arial" w:hAnsi="Arial" w:cs="Arial"/>
-              </w:rPr>
-              <w:t>VARCHAR(</w:t>
-            </w:r>
-            <w:proofErr w:type="gramEnd"/>
-            <w:r>
-              <w:rPr>
-                <w:rFonts w:ascii="Arial" w:hAnsi="Arial" w:cs="Arial"/>
-              </w:rPr>
-              <w:t>14)</w:t>
+            <w:r>
+              <w:rPr>
+                <w:rFonts w:ascii="Arial" w:hAnsi="Arial" w:cs="Arial"/>
+              </w:rPr>
+              <w:t>VARCHAR(14)</w:t>
             </w:r>
           </w:p>
         </w:tc>
@@ -3680,21 +3606,7 @@
               <w:rPr>
                 <w:rFonts w:ascii="Arial" w:hAnsi="Arial" w:cs="Arial"/>
               </w:rPr>
-              <w:t>RESTAURANTE (</w:t>
-            </w:r>
-            <w:proofErr w:type="spellStart"/>
-            <w:r>
-              <w:rPr>
-                <w:rFonts w:ascii="Arial" w:hAnsi="Arial" w:cs="Arial"/>
-              </w:rPr>
-              <w:t>pk_res_cnpj</w:t>
-            </w:r>
-            <w:proofErr w:type="spellEnd"/>
-            <w:r>
-              <w:rPr>
-                <w:rFonts w:ascii="Arial" w:hAnsi="Arial" w:cs="Arial"/>
-              </w:rPr>
-              <w:t>)</w:t>
+              <w:t>RESTAURANTE (pk_res_cnpj)</w:t>
             </w:r>
           </w:p>
         </w:tc>
@@ -3744,14 +3656,12 @@
                 <w:rFonts w:ascii="Arial" w:hAnsi="Arial" w:cs="Arial"/>
               </w:rPr>
             </w:pPr>
-            <w:proofErr w:type="spellStart"/>
             <w:r>
               <w:rPr>
                 <w:rFonts w:ascii="Arial" w:hAnsi="Arial" w:cs="Arial"/>
               </w:rPr>
               <w:t>fk_cli_cpf</w:t>
             </w:r>
-            <w:proofErr w:type="spellEnd"/>
           </w:p>
         </w:tc>
         <w:tc>
@@ -3772,19 +3682,11 @@
                 <w:rFonts w:ascii="Arial" w:hAnsi="Arial" w:cs="Arial"/>
               </w:rPr>
             </w:pPr>
-            <w:proofErr w:type="gramStart"/>
-            <w:r>
-              <w:rPr>
-                <w:rFonts w:ascii="Arial" w:hAnsi="Arial" w:cs="Arial"/>
-              </w:rPr>
-              <w:t>VARCHAR(</w:t>
-            </w:r>
-            <w:proofErr w:type="gramEnd"/>
-            <w:r>
-              <w:rPr>
-                <w:rFonts w:ascii="Arial" w:hAnsi="Arial" w:cs="Arial"/>
-              </w:rPr>
-              <w:t>11)</w:t>
+            <w:r>
+              <w:rPr>
+                <w:rFonts w:ascii="Arial" w:hAnsi="Arial" w:cs="Arial"/>
+              </w:rPr>
+              <w:t>VARCHAR(11)</w:t>
             </w:r>
           </w:p>
         </w:tc>
@@ -3810,21 +3712,7 @@
               <w:rPr>
                 <w:rFonts w:ascii="Arial" w:hAnsi="Arial" w:cs="Arial"/>
               </w:rPr>
-              <w:t>FK referenciando CLIENTE (</w:t>
-            </w:r>
-            <w:proofErr w:type="spellStart"/>
-            <w:r>
-              <w:rPr>
-                <w:rFonts w:ascii="Arial" w:hAnsi="Arial" w:cs="Arial"/>
-              </w:rPr>
-              <w:t>pk_cli_cpf</w:t>
-            </w:r>
-            <w:proofErr w:type="spellEnd"/>
-            <w:r>
-              <w:rPr>
-                <w:rFonts w:ascii="Arial" w:hAnsi="Arial" w:cs="Arial"/>
-              </w:rPr>
-              <w:t>)</w:t>
+              <w:t>FK referenciando CLIENTE (pk_cli_cpf)</w:t>
             </w:r>
           </w:p>
         </w:tc>
@@ -3874,14 +3762,12 @@
                 <w:rFonts w:ascii="Arial" w:hAnsi="Arial" w:cs="Arial"/>
               </w:rPr>
             </w:pPr>
-            <w:proofErr w:type="spellStart"/>
             <w:r>
               <w:rPr>
                 <w:rFonts w:ascii="Arial" w:hAnsi="Arial" w:cs="Arial"/>
               </w:rPr>
               <w:t>ped_data</w:t>
             </w:r>
-            <w:proofErr w:type="spellEnd"/>
           </w:p>
         </w:tc>
         <w:tc>
@@ -4087,7 +3973,6 @@
                 <w:b/>
               </w:rPr>
             </w:pPr>
-            <w:proofErr w:type="spellStart"/>
             <w:r>
               <w:rPr>
                 <w:rFonts w:ascii="Arial" w:hAnsi="Arial" w:cs="Arial"/>
@@ -4095,7 +3980,6 @@
               </w:rPr>
               <w:t>Constraints</w:t>
             </w:r>
-            <w:proofErr w:type="spellEnd"/>
           </w:p>
         </w:tc>
         <w:tc>
@@ -4144,14 +4028,12 @@
                 <w:rFonts w:ascii="Arial" w:hAnsi="Arial" w:cs="Arial"/>
               </w:rPr>
             </w:pPr>
-            <w:proofErr w:type="spellStart"/>
             <w:r>
               <w:rPr>
                 <w:rFonts w:ascii="Arial" w:hAnsi="Arial" w:cs="Arial"/>
               </w:rPr>
               <w:t>pk_enc_cep</w:t>
             </w:r>
-            <w:proofErr w:type="spellEnd"/>
           </w:p>
         </w:tc>
         <w:tc>
@@ -4171,19 +4053,11 @@
                 <w:rFonts w:ascii="Arial" w:hAnsi="Arial" w:cs="Arial"/>
               </w:rPr>
             </w:pPr>
-            <w:proofErr w:type="gramStart"/>
-            <w:r>
-              <w:rPr>
-                <w:rFonts w:ascii="Arial" w:hAnsi="Arial" w:cs="Arial"/>
-              </w:rPr>
-              <w:t>VARCHAR(</w:t>
-            </w:r>
-            <w:proofErr w:type="gramEnd"/>
-            <w:r>
-              <w:rPr>
-                <w:rFonts w:ascii="Arial" w:hAnsi="Arial" w:cs="Arial"/>
-              </w:rPr>
-              <w:t>8)</w:t>
+            <w:r>
+              <w:rPr>
+                <w:rFonts w:ascii="Arial" w:hAnsi="Arial" w:cs="Arial"/>
+              </w:rPr>
+              <w:t>VARCHAR(8)</w:t>
             </w:r>
           </w:p>
         </w:tc>
@@ -4256,14 +4130,12 @@
                 <w:rFonts w:ascii="Arial" w:hAnsi="Arial" w:cs="Arial"/>
               </w:rPr>
             </w:pPr>
-            <w:proofErr w:type="spellStart"/>
             <w:r>
               <w:rPr>
                 <w:rFonts w:ascii="Arial" w:hAnsi="Arial" w:cs="Arial"/>
               </w:rPr>
               <w:t>pk_fk_cli_cpf</w:t>
             </w:r>
-            <w:proofErr w:type="spellEnd"/>
           </w:p>
         </w:tc>
         <w:tc>
@@ -4283,19 +4155,11 @@
                 <w:rFonts w:ascii="Arial" w:hAnsi="Arial" w:cs="Arial"/>
               </w:rPr>
             </w:pPr>
-            <w:proofErr w:type="gramStart"/>
-            <w:r>
-              <w:rPr>
-                <w:rFonts w:ascii="Arial" w:hAnsi="Arial" w:cs="Arial"/>
-              </w:rPr>
-              <w:t>VARCHAR(</w:t>
-            </w:r>
-            <w:proofErr w:type="gramEnd"/>
-            <w:r>
-              <w:rPr>
-                <w:rFonts w:ascii="Arial" w:hAnsi="Arial" w:cs="Arial"/>
-              </w:rPr>
-              <w:t>11)</w:t>
+            <w:r>
+              <w:rPr>
+                <w:rFonts w:ascii="Arial" w:hAnsi="Arial" w:cs="Arial"/>
+              </w:rPr>
+              <w:t>VARCHAR(11)</w:t>
             </w:r>
           </w:p>
         </w:tc>
@@ -4320,21 +4184,7 @@
               <w:rPr>
                 <w:rFonts w:ascii="Arial" w:hAnsi="Arial" w:cs="Arial"/>
               </w:rPr>
-              <w:t>PK, FK referenciando CLIENTE (</w:t>
-            </w:r>
-            <w:proofErr w:type="spellStart"/>
-            <w:r>
-              <w:rPr>
-                <w:rFonts w:ascii="Arial" w:hAnsi="Arial" w:cs="Arial"/>
-              </w:rPr>
-              <w:t>pk_cli_cpf</w:t>
-            </w:r>
-            <w:proofErr w:type="spellEnd"/>
-            <w:r>
-              <w:rPr>
-                <w:rFonts w:ascii="Arial" w:hAnsi="Arial" w:cs="Arial"/>
-              </w:rPr>
-              <w:t>)</w:t>
+              <w:t>PK, FK referenciando CLIENTE (pk_cli_cpf)</w:t>
             </w:r>
           </w:p>
         </w:tc>
@@ -4383,14 +4233,12 @@
                 <w:rFonts w:ascii="Arial" w:hAnsi="Arial" w:cs="Arial"/>
               </w:rPr>
             </w:pPr>
-            <w:proofErr w:type="spellStart"/>
             <w:r>
               <w:rPr>
                 <w:rFonts w:ascii="Arial" w:hAnsi="Arial" w:cs="Arial"/>
               </w:rPr>
               <w:t>enc_nome</w:t>
             </w:r>
-            <w:proofErr w:type="spellEnd"/>
           </w:p>
         </w:tc>
         <w:tc>
@@ -4411,19 +4259,11 @@
                 <w:rFonts w:ascii="Arial" w:hAnsi="Arial" w:cs="Arial"/>
               </w:rPr>
             </w:pPr>
-            <w:proofErr w:type="gramStart"/>
-            <w:r>
-              <w:rPr>
-                <w:rFonts w:ascii="Arial" w:hAnsi="Arial" w:cs="Arial"/>
-              </w:rPr>
-              <w:t>VARCHAR(</w:t>
-            </w:r>
-            <w:proofErr w:type="gramEnd"/>
-            <w:r>
-              <w:rPr>
-                <w:rFonts w:ascii="Arial" w:hAnsi="Arial" w:cs="Arial"/>
-              </w:rPr>
-              <w:t>100)</w:t>
+            <w:r>
+              <w:rPr>
+                <w:rFonts w:ascii="Arial" w:hAnsi="Arial" w:cs="Arial"/>
+              </w:rPr>
+              <w:t>VARCHAR(100)</w:t>
             </w:r>
           </w:p>
         </w:tc>
@@ -4498,14 +4338,12 @@
                 <w:rFonts w:ascii="Arial" w:hAnsi="Arial" w:cs="Arial"/>
               </w:rPr>
             </w:pPr>
-            <w:proofErr w:type="spellStart"/>
             <w:r>
               <w:rPr>
                 <w:rFonts w:ascii="Arial" w:hAnsi="Arial" w:cs="Arial"/>
               </w:rPr>
               <w:t>enc_numero</w:t>
             </w:r>
-            <w:proofErr w:type="spellEnd"/>
           </w:p>
         </w:tc>
         <w:tc>
@@ -4708,7 +4546,6 @@
                 <w:b/>
               </w:rPr>
             </w:pPr>
-            <w:proofErr w:type="spellStart"/>
             <w:r>
               <w:rPr>
                 <w:rFonts w:ascii="Arial" w:hAnsi="Arial" w:cs="Arial"/>
@@ -4716,7 +4553,6 @@
               </w:rPr>
               <w:t>Constraints</w:t>
             </w:r>
-            <w:proofErr w:type="spellEnd"/>
           </w:p>
         </w:tc>
         <w:tc>
@@ -4765,14 +4601,12 @@
                 <w:rFonts w:ascii="Arial" w:hAnsi="Arial" w:cs="Arial"/>
               </w:rPr>
             </w:pPr>
-            <w:proofErr w:type="spellStart"/>
             <w:r>
               <w:rPr>
                 <w:rFonts w:ascii="Arial" w:hAnsi="Arial" w:cs="Arial"/>
               </w:rPr>
               <w:t>pk_enr_cep</w:t>
             </w:r>
-            <w:proofErr w:type="spellEnd"/>
           </w:p>
         </w:tc>
         <w:tc>
@@ -4792,19 +4626,11 @@
                 <w:rFonts w:ascii="Arial" w:hAnsi="Arial" w:cs="Arial"/>
               </w:rPr>
             </w:pPr>
-            <w:proofErr w:type="gramStart"/>
-            <w:r>
-              <w:rPr>
-                <w:rFonts w:ascii="Arial" w:hAnsi="Arial" w:cs="Arial"/>
-              </w:rPr>
-              <w:t>VARCHAR(</w:t>
-            </w:r>
-            <w:proofErr w:type="gramEnd"/>
-            <w:r>
-              <w:rPr>
-                <w:rFonts w:ascii="Arial" w:hAnsi="Arial" w:cs="Arial"/>
-              </w:rPr>
-              <w:t>8)</w:t>
+            <w:r>
+              <w:rPr>
+                <w:rFonts w:ascii="Arial" w:hAnsi="Arial" w:cs="Arial"/>
+              </w:rPr>
+              <w:t>VARCHAR(8)</w:t>
             </w:r>
           </w:p>
         </w:tc>
@@ -4877,14 +4703,12 @@
                 <w:rFonts w:ascii="Arial" w:hAnsi="Arial" w:cs="Arial"/>
               </w:rPr>
             </w:pPr>
-            <w:proofErr w:type="spellStart"/>
             <w:r>
               <w:rPr>
                 <w:rFonts w:ascii="Arial" w:hAnsi="Arial" w:cs="Arial"/>
               </w:rPr>
               <w:t>pk_fk_res_cnpj</w:t>
             </w:r>
-            <w:proofErr w:type="spellEnd"/>
           </w:p>
         </w:tc>
         <w:tc>
@@ -4904,19 +4728,11 @@
                 <w:rFonts w:ascii="Arial" w:hAnsi="Arial" w:cs="Arial"/>
               </w:rPr>
             </w:pPr>
-            <w:proofErr w:type="gramStart"/>
-            <w:r>
-              <w:rPr>
-                <w:rFonts w:ascii="Arial" w:hAnsi="Arial" w:cs="Arial"/>
-              </w:rPr>
-              <w:t>VARCHAR(</w:t>
-            </w:r>
-            <w:proofErr w:type="gramEnd"/>
-            <w:r>
-              <w:rPr>
-                <w:rFonts w:ascii="Arial" w:hAnsi="Arial" w:cs="Arial"/>
-              </w:rPr>
-              <w:t>14)</w:t>
+            <w:r>
+              <w:rPr>
+                <w:rFonts w:ascii="Arial" w:hAnsi="Arial" w:cs="Arial"/>
+              </w:rPr>
+              <w:t>VARCHAR(14)</w:t>
             </w:r>
           </w:p>
         </w:tc>
@@ -4941,21 +4757,7 @@
               <w:rPr>
                 <w:rFonts w:ascii="Arial" w:hAnsi="Arial" w:cs="Arial"/>
               </w:rPr>
-              <w:t>PK, FK referenciando RESTAURANTE (</w:t>
-            </w:r>
-            <w:proofErr w:type="spellStart"/>
-            <w:r>
-              <w:rPr>
-                <w:rFonts w:ascii="Arial" w:hAnsi="Arial" w:cs="Arial"/>
-              </w:rPr>
-              <w:t>pk_res_cnpj</w:t>
-            </w:r>
-            <w:proofErr w:type="spellEnd"/>
-            <w:r>
-              <w:rPr>
-                <w:rFonts w:ascii="Arial" w:hAnsi="Arial" w:cs="Arial"/>
-              </w:rPr>
-              <w:t>)</w:t>
+              <w:t>PK, FK referenciando RESTAURANTE (pk_res_cnpj)</w:t>
             </w:r>
           </w:p>
         </w:tc>
@@ -5004,14 +4806,13 @@
                 <w:rFonts w:ascii="Arial" w:hAnsi="Arial" w:cs="Arial"/>
               </w:rPr>
             </w:pPr>
-            <w:proofErr w:type="spellStart"/>
-            <w:r>
-              <w:rPr>
-                <w:rFonts w:ascii="Arial" w:hAnsi="Arial" w:cs="Arial"/>
-              </w:rPr>
+            <w:r>
+              <w:rPr>
+                <w:rFonts w:ascii="Arial" w:hAnsi="Arial" w:cs="Arial"/>
+              </w:rPr>
+              <w:lastRenderedPageBreak/>
               <w:t>enc_nome</w:t>
             </w:r>
-            <w:proofErr w:type="spellEnd"/>
           </w:p>
         </w:tc>
         <w:tc>
@@ -5032,19 +4833,11 @@
                 <w:rFonts w:ascii="Arial" w:hAnsi="Arial" w:cs="Arial"/>
               </w:rPr>
             </w:pPr>
-            <w:proofErr w:type="gramStart"/>
-            <w:r>
-              <w:rPr>
-                <w:rFonts w:ascii="Arial" w:hAnsi="Arial" w:cs="Arial"/>
-              </w:rPr>
-              <w:t>VARCHAR(</w:t>
-            </w:r>
-            <w:proofErr w:type="gramEnd"/>
-            <w:r>
-              <w:rPr>
-                <w:rFonts w:ascii="Arial" w:hAnsi="Arial" w:cs="Arial"/>
-              </w:rPr>
-              <w:t>100)</w:t>
+            <w:r>
+              <w:rPr>
+                <w:rFonts w:ascii="Arial" w:hAnsi="Arial" w:cs="Arial"/>
+              </w:rPr>
+              <w:t>VARCHAR(100)</w:t>
             </w:r>
           </w:p>
         </w:tc>
@@ -5119,14 +4912,12 @@
                 <w:rFonts w:ascii="Arial" w:hAnsi="Arial" w:cs="Arial"/>
               </w:rPr>
             </w:pPr>
-            <w:proofErr w:type="spellStart"/>
             <w:r>
               <w:rPr>
                 <w:rFonts w:ascii="Arial" w:hAnsi="Arial" w:cs="Arial"/>
               </w:rPr>
               <w:t>enc_numero</w:t>
             </w:r>
-            <w:proofErr w:type="spellEnd"/>
           </w:p>
         </w:tc>
         <w:tc>
@@ -5240,7 +5031,6 @@
         <w:rPr>
           <w:rFonts w:ascii="Arial" w:hAnsi="Arial" w:cs="Arial"/>
         </w:rPr>
-        <w:lastRenderedPageBreak/>
         <w:t>Esta tabela armazena dados referentes a categoria dos produtos</w:t>
       </w:r>
     </w:p>
@@ -5330,7 +5120,6 @@
                 <w:b/>
               </w:rPr>
             </w:pPr>
-            <w:proofErr w:type="spellStart"/>
             <w:r>
               <w:rPr>
                 <w:rFonts w:ascii="Arial" w:hAnsi="Arial" w:cs="Arial"/>
@@ -5338,7 +5127,6 @@
               </w:rPr>
               <w:t>Constraints</w:t>
             </w:r>
-            <w:proofErr w:type="spellEnd"/>
           </w:p>
         </w:tc>
         <w:tc>
@@ -5387,14 +5175,12 @@
                 <w:rFonts w:ascii="Arial" w:hAnsi="Arial" w:cs="Arial"/>
               </w:rPr>
             </w:pPr>
-            <w:proofErr w:type="spellStart"/>
             <w:r>
               <w:rPr>
                 <w:rFonts w:ascii="Arial" w:hAnsi="Arial" w:cs="Arial"/>
               </w:rPr>
               <w:t>pk_prd_id_catg</w:t>
             </w:r>
-            <w:proofErr w:type="spellEnd"/>
           </w:p>
         </w:tc>
         <w:tc>
@@ -5491,14 +5277,12 @@
                 <w:rFonts w:ascii="Arial" w:hAnsi="Arial" w:cs="Arial"/>
               </w:rPr>
             </w:pPr>
-            <w:proofErr w:type="spellStart"/>
             <w:r>
               <w:rPr>
                 <w:rFonts w:ascii="Arial" w:hAnsi="Arial" w:cs="Arial"/>
               </w:rPr>
               <w:t>ctp_nome</w:t>
             </w:r>
-            <w:proofErr w:type="spellEnd"/>
           </w:p>
         </w:tc>
         <w:tc>
@@ -5518,19 +5302,11 @@
                 <w:rFonts w:ascii="Arial" w:hAnsi="Arial" w:cs="Arial"/>
               </w:rPr>
             </w:pPr>
-            <w:proofErr w:type="gramStart"/>
-            <w:r>
-              <w:rPr>
-                <w:rFonts w:ascii="Arial" w:hAnsi="Arial" w:cs="Arial"/>
-              </w:rPr>
-              <w:t>VARCHAR(</w:t>
-            </w:r>
-            <w:proofErr w:type="gramEnd"/>
-            <w:r>
-              <w:rPr>
-                <w:rFonts w:ascii="Arial" w:hAnsi="Arial" w:cs="Arial"/>
-              </w:rPr>
-              <w:t>20)</w:t>
+            <w:r>
+              <w:rPr>
+                <w:rFonts w:ascii="Arial" w:hAnsi="Arial" w:cs="Arial"/>
+              </w:rPr>
+              <w:t>VARCHAR(20)</w:t>
             </w:r>
           </w:p>
         </w:tc>
@@ -5603,14 +5379,12 @@
                 <w:rFonts w:ascii="Arial" w:hAnsi="Arial" w:cs="Arial"/>
               </w:rPr>
             </w:pPr>
-            <w:proofErr w:type="spellStart"/>
             <w:r>
               <w:rPr>
                 <w:rFonts w:ascii="Arial" w:hAnsi="Arial" w:cs="Arial"/>
               </w:rPr>
               <w:t>ctp_descricao</w:t>
             </w:r>
-            <w:proofErr w:type="spellEnd"/>
           </w:p>
         </w:tc>
         <w:tc>
@@ -5630,19 +5404,11 @@
                 <w:rFonts w:ascii="Arial" w:hAnsi="Arial" w:cs="Arial"/>
               </w:rPr>
             </w:pPr>
-            <w:proofErr w:type="gramStart"/>
-            <w:r>
-              <w:rPr>
-                <w:rFonts w:ascii="Arial" w:hAnsi="Arial" w:cs="Arial"/>
-              </w:rPr>
-              <w:t>VARCHAR(</w:t>
-            </w:r>
-            <w:proofErr w:type="gramEnd"/>
-            <w:r>
-              <w:rPr>
-                <w:rFonts w:ascii="Arial" w:hAnsi="Arial" w:cs="Arial"/>
-              </w:rPr>
-              <w:t>255)</w:t>
+            <w:r>
+              <w:rPr>
+                <w:rFonts w:ascii="Arial" w:hAnsi="Arial" w:cs="Arial"/>
+              </w:rPr>
+              <w:t>VARCHAR(255)</w:t>
             </w:r>
           </w:p>
         </w:tc>
@@ -5821,7 +5587,6 @@
                 <w:b/>
               </w:rPr>
             </w:pPr>
-            <w:proofErr w:type="spellStart"/>
             <w:r>
               <w:rPr>
                 <w:rFonts w:ascii="Arial" w:hAnsi="Arial" w:cs="Arial"/>
@@ -5829,7 +5594,6 @@
               </w:rPr>
               <w:t>Constraints</w:t>
             </w:r>
-            <w:proofErr w:type="spellEnd"/>
           </w:p>
         </w:tc>
         <w:tc>
@@ -5878,14 +5642,12 @@
                 <w:rFonts w:ascii="Arial" w:hAnsi="Arial" w:cs="Arial"/>
               </w:rPr>
             </w:pPr>
-            <w:proofErr w:type="spellStart"/>
             <w:r>
               <w:rPr>
                 <w:rFonts w:ascii="Arial" w:hAnsi="Arial" w:cs="Arial"/>
               </w:rPr>
               <w:t>pk_res_id_catg</w:t>
             </w:r>
-            <w:proofErr w:type="spellEnd"/>
           </w:p>
         </w:tc>
         <w:tc>
@@ -5982,14 +5744,12 @@
                 <w:rFonts w:ascii="Arial" w:hAnsi="Arial" w:cs="Arial"/>
               </w:rPr>
             </w:pPr>
-            <w:proofErr w:type="spellStart"/>
             <w:r>
               <w:rPr>
                 <w:rFonts w:ascii="Arial" w:hAnsi="Arial" w:cs="Arial"/>
               </w:rPr>
               <w:t>ctr_nome</w:t>
             </w:r>
-            <w:proofErr w:type="spellEnd"/>
           </w:p>
         </w:tc>
         <w:tc>
@@ -6009,19 +5769,11 @@
                 <w:rFonts w:ascii="Arial" w:hAnsi="Arial" w:cs="Arial"/>
               </w:rPr>
             </w:pPr>
-            <w:proofErr w:type="gramStart"/>
-            <w:r>
-              <w:rPr>
-                <w:rFonts w:ascii="Arial" w:hAnsi="Arial" w:cs="Arial"/>
-              </w:rPr>
-              <w:t>VARCHAR(</w:t>
-            </w:r>
-            <w:proofErr w:type="gramEnd"/>
-            <w:r>
-              <w:rPr>
-                <w:rFonts w:ascii="Arial" w:hAnsi="Arial" w:cs="Arial"/>
-              </w:rPr>
-              <w:t>20)</w:t>
+            <w:r>
+              <w:rPr>
+                <w:rFonts w:ascii="Arial" w:hAnsi="Arial" w:cs="Arial"/>
+              </w:rPr>
+              <w:t>VARCHAR(20)</w:t>
             </w:r>
           </w:p>
         </w:tc>
@@ -6094,14 +5846,12 @@
                 <w:rFonts w:ascii="Arial" w:hAnsi="Arial" w:cs="Arial"/>
               </w:rPr>
             </w:pPr>
-            <w:proofErr w:type="spellStart"/>
             <w:r>
               <w:rPr>
                 <w:rFonts w:ascii="Arial" w:hAnsi="Arial" w:cs="Arial"/>
               </w:rPr>
               <w:t>ctr_descricao</w:t>
             </w:r>
-            <w:proofErr w:type="spellEnd"/>
           </w:p>
         </w:tc>
         <w:tc>
@@ -6121,19 +5871,11 @@
                 <w:rFonts w:ascii="Arial" w:hAnsi="Arial" w:cs="Arial"/>
               </w:rPr>
             </w:pPr>
-            <w:proofErr w:type="gramStart"/>
-            <w:r>
-              <w:rPr>
-                <w:rFonts w:ascii="Arial" w:hAnsi="Arial" w:cs="Arial"/>
-              </w:rPr>
-              <w:t>VARCHAR(</w:t>
-            </w:r>
-            <w:proofErr w:type="gramEnd"/>
-            <w:r>
-              <w:rPr>
-                <w:rFonts w:ascii="Arial" w:hAnsi="Arial" w:cs="Arial"/>
-              </w:rPr>
-              <w:t>255)</w:t>
+            <w:r>
+              <w:rPr>
+                <w:rFonts w:ascii="Arial" w:hAnsi="Arial" w:cs="Arial"/>
+              </w:rPr>
+              <w:t>VARCHAR(255)</w:t>
             </w:r>
           </w:p>
         </w:tc>
@@ -6312,7 +6054,6 @@
                 <w:b/>
               </w:rPr>
             </w:pPr>
-            <w:proofErr w:type="spellStart"/>
             <w:r>
               <w:rPr>
                 <w:rFonts w:ascii="Arial" w:hAnsi="Arial" w:cs="Arial"/>
@@ -6320,7 +6061,6 @@
               </w:rPr>
               <w:t>Constraints</w:t>
             </w:r>
-            <w:proofErr w:type="spellEnd"/>
           </w:p>
         </w:tc>
         <w:tc>
@@ -6369,14 +6109,12 @@
                 <w:rFonts w:ascii="Arial" w:hAnsi="Arial" w:cs="Arial"/>
               </w:rPr>
             </w:pPr>
-            <w:proofErr w:type="spellStart"/>
             <w:r>
               <w:rPr>
                 <w:rFonts w:ascii="Arial" w:hAnsi="Arial" w:cs="Arial"/>
               </w:rPr>
               <w:t>pk_fk_ped_numero</w:t>
             </w:r>
-            <w:proofErr w:type="spellEnd"/>
           </w:p>
         </w:tc>
         <w:tc>
@@ -6425,21 +6163,7 @@
               <w:rPr>
                 <w:rFonts w:ascii="Arial" w:hAnsi="Arial" w:cs="Arial"/>
               </w:rPr>
-              <w:t>PK, FK referenciando PEDIDO (</w:t>
-            </w:r>
-            <w:proofErr w:type="spellStart"/>
-            <w:r>
-              <w:rPr>
-                <w:rFonts w:ascii="Arial" w:hAnsi="Arial" w:cs="Arial"/>
-              </w:rPr>
-              <w:t>pk_ped_numero</w:t>
-            </w:r>
-            <w:proofErr w:type="spellEnd"/>
-            <w:r>
-              <w:rPr>
-                <w:rFonts w:ascii="Arial" w:hAnsi="Arial" w:cs="Arial"/>
-              </w:rPr>
-              <w:t>)</w:t>
+              <w:t>PK, FK referenciando PEDIDO (pk_ped_numero)</w:t>
             </w:r>
           </w:p>
         </w:tc>
@@ -6487,14 +6211,12 @@
                 <w:rFonts w:ascii="Arial" w:hAnsi="Arial" w:cs="Arial"/>
               </w:rPr>
             </w:pPr>
-            <w:proofErr w:type="spellStart"/>
             <w:r>
               <w:rPr>
                 <w:rFonts w:ascii="Arial" w:hAnsi="Arial" w:cs="Arial"/>
               </w:rPr>
               <w:t>pk_fk_prd_codigo</w:t>
             </w:r>
-            <w:proofErr w:type="spellEnd"/>
           </w:p>
         </w:tc>
         <w:tc>
@@ -6543,21 +6265,7 @@
               <w:rPr>
                 <w:rFonts w:ascii="Arial" w:hAnsi="Arial" w:cs="Arial"/>
               </w:rPr>
-              <w:t>PK, FK referenciando PRODUTO (</w:t>
-            </w:r>
-            <w:proofErr w:type="spellStart"/>
-            <w:r>
-              <w:rPr>
-                <w:rFonts w:ascii="Arial" w:hAnsi="Arial" w:cs="Arial"/>
-              </w:rPr>
-              <w:t>pk_prd_codigo</w:t>
-            </w:r>
-            <w:proofErr w:type="spellEnd"/>
-            <w:r>
-              <w:rPr>
-                <w:rFonts w:ascii="Arial" w:hAnsi="Arial" w:cs="Arial"/>
-              </w:rPr>
-              <w:t>)</w:t>
+              <w:t>PK, FK referenciando PRODUTO (pk_prd_codigo)</w:t>
             </w:r>
           </w:p>
         </w:tc>
@@ -6605,14 +6313,13 @@
                 <w:rFonts w:ascii="Arial" w:hAnsi="Arial" w:cs="Arial"/>
               </w:rPr>
             </w:pPr>
-            <w:proofErr w:type="spellStart"/>
-            <w:r>
-              <w:rPr>
-                <w:rFonts w:ascii="Arial" w:hAnsi="Arial" w:cs="Arial"/>
-              </w:rPr>
+            <w:r>
+              <w:rPr>
+                <w:rFonts w:ascii="Arial" w:hAnsi="Arial" w:cs="Arial"/>
+              </w:rPr>
+              <w:lastRenderedPageBreak/>
               <w:t>itp_quantidade</w:t>
             </w:r>
-            <w:proofErr w:type="spellEnd"/>
           </w:p>
         </w:tc>
         <w:tc>
@@ -6815,7 +6522,6 @@
                 <w:b/>
               </w:rPr>
             </w:pPr>
-            <w:proofErr w:type="spellStart"/>
             <w:r>
               <w:rPr>
                 <w:rFonts w:ascii="Arial" w:hAnsi="Arial" w:cs="Arial"/>
@@ -6823,7 +6529,6 @@
               </w:rPr>
               <w:t>Constraints</w:t>
             </w:r>
-            <w:proofErr w:type="spellEnd"/>
           </w:p>
         </w:tc>
         <w:tc>
@@ -6872,15 +6577,12 @@
                 <w:rFonts w:ascii="Arial" w:hAnsi="Arial" w:cs="Arial"/>
               </w:rPr>
             </w:pPr>
-            <w:proofErr w:type="spellStart"/>
-            <w:r>
-              <w:rPr>
-                <w:rFonts w:ascii="Arial" w:hAnsi="Arial" w:cs="Arial"/>
-              </w:rPr>
-              <w:lastRenderedPageBreak/>
+            <w:r>
+              <w:rPr>
+                <w:rFonts w:ascii="Arial" w:hAnsi="Arial" w:cs="Arial"/>
+              </w:rPr>
               <w:t>pk_fk_res_cnpj</w:t>
             </w:r>
-            <w:proofErr w:type="spellEnd"/>
           </w:p>
         </w:tc>
         <w:tc>
@@ -6900,19 +6602,11 @@
                 <w:rFonts w:ascii="Arial" w:hAnsi="Arial" w:cs="Arial"/>
               </w:rPr>
             </w:pPr>
-            <w:proofErr w:type="gramStart"/>
-            <w:r>
-              <w:rPr>
-                <w:rFonts w:ascii="Arial" w:hAnsi="Arial" w:cs="Arial"/>
-              </w:rPr>
-              <w:t>VARCHAR(</w:t>
-            </w:r>
-            <w:proofErr w:type="gramEnd"/>
-            <w:r>
-              <w:rPr>
-                <w:rFonts w:ascii="Arial" w:hAnsi="Arial" w:cs="Arial"/>
-              </w:rPr>
-              <w:t>14)</w:t>
+            <w:r>
+              <w:rPr>
+                <w:rFonts w:ascii="Arial" w:hAnsi="Arial" w:cs="Arial"/>
+              </w:rPr>
+              <w:t>VARCHAR(14)</w:t>
             </w:r>
           </w:p>
         </w:tc>
@@ -6937,21 +6631,7 @@
               <w:rPr>
                 <w:rFonts w:ascii="Arial" w:hAnsi="Arial" w:cs="Arial"/>
               </w:rPr>
-              <w:t>PK, FK referenciando RESTAURANTE (</w:t>
-            </w:r>
-            <w:proofErr w:type="spellStart"/>
-            <w:r>
-              <w:rPr>
-                <w:rFonts w:ascii="Arial" w:hAnsi="Arial" w:cs="Arial"/>
-              </w:rPr>
-              <w:t>pk_res_cnpj</w:t>
-            </w:r>
-            <w:proofErr w:type="spellEnd"/>
-            <w:r>
-              <w:rPr>
-                <w:rFonts w:ascii="Arial" w:hAnsi="Arial" w:cs="Arial"/>
-              </w:rPr>
-              <w:t>)</w:t>
+              <w:t>PK, FK referenciando RESTAURANTE (pk_res_cnpj)</w:t>
             </w:r>
           </w:p>
         </w:tc>
@@ -6999,14 +6679,12 @@
                 <w:rFonts w:ascii="Arial" w:hAnsi="Arial" w:cs="Arial"/>
               </w:rPr>
             </w:pPr>
-            <w:proofErr w:type="spellStart"/>
             <w:r>
               <w:rPr>
                 <w:rFonts w:ascii="Arial" w:hAnsi="Arial" w:cs="Arial"/>
               </w:rPr>
               <w:t>pk_fk_prd_codigo</w:t>
             </w:r>
-            <w:proofErr w:type="spellEnd"/>
           </w:p>
         </w:tc>
         <w:tc>
@@ -7055,21 +6733,7 @@
               <w:rPr>
                 <w:rFonts w:ascii="Arial" w:hAnsi="Arial" w:cs="Arial"/>
               </w:rPr>
-              <w:t>PK, FK referenciando PRODUTO (</w:t>
-            </w:r>
-            <w:proofErr w:type="spellStart"/>
-            <w:r>
-              <w:rPr>
-                <w:rFonts w:ascii="Arial" w:hAnsi="Arial" w:cs="Arial"/>
-              </w:rPr>
-              <w:t>pk_prd_codigo</w:t>
-            </w:r>
-            <w:proofErr w:type="spellEnd"/>
-            <w:r>
-              <w:rPr>
-                <w:rFonts w:ascii="Arial" w:hAnsi="Arial" w:cs="Arial"/>
-              </w:rPr>
-              <w:t>)</w:t>
+              <w:t>PK, FK referenciando PRODUTO (pk_prd_codigo)</w:t>
             </w:r>
           </w:p>
         </w:tc>
@@ -7117,14 +6781,12 @@
                 <w:rFonts w:ascii="Arial" w:hAnsi="Arial" w:cs="Arial"/>
               </w:rPr>
             </w:pPr>
-            <w:proofErr w:type="spellStart"/>
             <w:r>
               <w:rPr>
                 <w:rFonts w:ascii="Arial" w:hAnsi="Arial" w:cs="Arial"/>
               </w:rPr>
               <w:t>pdr_qtde_estoque</w:t>
             </w:r>
-            <w:proofErr w:type="spellEnd"/>
           </w:p>
         </w:tc>
         <w:tc>
@@ -7222,14 +6884,12 @@
                 <w:rFonts w:ascii="Arial" w:hAnsi="Arial" w:cs="Arial"/>
               </w:rPr>
             </w:pPr>
-            <w:proofErr w:type="spellStart"/>
             <w:r>
               <w:rPr>
                 <w:rFonts w:ascii="Arial" w:hAnsi="Arial" w:cs="Arial"/>
               </w:rPr>
               <w:t>pdr_preco</w:t>
             </w:r>
-            <w:proofErr w:type="spellEnd"/>
           </w:p>
         </w:tc>
         <w:tc>
@@ -7250,19 +6910,11 @@
                 <w:rFonts w:ascii="Arial" w:hAnsi="Arial" w:cs="Arial"/>
               </w:rPr>
             </w:pPr>
-            <w:proofErr w:type="gramStart"/>
-            <w:r>
-              <w:rPr>
-                <w:rFonts w:ascii="Arial" w:hAnsi="Arial" w:cs="Arial"/>
-              </w:rPr>
-              <w:t>FLOAT(</w:t>
-            </w:r>
-            <w:proofErr w:type="gramEnd"/>
-            <w:r>
-              <w:rPr>
-                <w:rFonts w:ascii="Arial" w:hAnsi="Arial" w:cs="Arial"/>
-              </w:rPr>
-              <w:t>2)</w:t>
+            <w:r>
+              <w:rPr>
+                <w:rFonts w:ascii="Arial" w:hAnsi="Arial" w:cs="Arial"/>
+              </w:rPr>
+              <w:t>FLOAT(2)</w:t>
             </w:r>
           </w:p>
         </w:tc>

--- a/docs/data-dictionary/data-dictionary.docx
+++ b/docs/data-dictionary/data-dictionary.docx
@@ -2810,6 +2810,12 @@
                 <w:rFonts w:ascii="Arial" w:hAnsi="Arial" w:cs="Arial"/>
               </w:rPr>
             </w:pPr>
+            <w:r>
+              <w:rPr>
+                <w:rFonts w:ascii="Arial" w:hAnsi="Arial" w:cs="Arial"/>
+              </w:rPr>
+              <w:t xml:space="preserve">UNIQUE, </w:t>
+            </w:r>
             <w:r>
               <w:rPr>
                 <w:rFonts w:ascii="Arial" w:hAnsi="Arial" w:cs="Arial"/>
